--- a/blog-module/blog-entries/20260303W/Random Misc.docx
+++ b/blog-module/blog-entries/20260303W/Random Misc.docx
@@ -3,27 +3,19 @@
 <w:document xmlns:wpc="http://schemas.microsoft.com/office/word/2010/wordprocessingCanvas" xmlns:cx="http://schemas.microsoft.com/office/drawing/2014/chartex" xmlns:cx1="http://schemas.microsoft.com/office/drawing/2015/9/8/chartex" xmlns:cx2="http://schemas.microsoft.com/office/drawing/2015/10/21/chartex" xmlns:cx3="http://schemas.microsoft.com/office/drawing/2016/5/9/chartex" xmlns:cx4="http://schemas.microsoft.com/office/drawing/2016/5/10/chartex" xmlns:cx5="http://schemas.microsoft.com/office/drawing/2016/5/11/chartex" xmlns:cx6="http://schemas.microsoft.com/office/drawing/2016/5/12/chartex" xmlns:cx7="http://schemas.microsoft.com/office/drawing/2016/5/13/chartex" xmlns:cx8="http://schemas.microsoft.com/office/drawing/2016/5/14/chartex" xmlns:mc="http://schemas.openxmlformats.org/markup-compatibility/2006" xmlns:aink="http://schemas.microsoft.com/office/drawing/2016/ink" xmlns:am3d="http://schemas.microsoft.com/office/drawing/2017/model3d" xmlns:o="urn:schemas-microsoft-com:office:office" xmlns:oel="http://schemas.microsoft.com/office/2019/extlst" xmlns:r="http://schemas.openxmlformats.org/officeDocument/2006/relationships" xmlns:m="http://schemas.openxmlformats.org/officeDocument/2006/math" xmlns:v="urn:schemas-microsoft-com:vml" xmlns:wp14="http://schemas.microsoft.com/office/word/2010/wordprocessingDrawing" xmlns:wp="http://schemas.openxmlformats.org/drawingml/2006/wordprocessingDrawing" xmlns:w10="urn:schemas-microsoft-com:office:word" xmlns:w="http://schemas.openxmlformats.org/wordprocessingml/2006/main" xmlns:w14="http://schemas.microsoft.com/office/word/2010/wordml" xmlns:w15="http://schemas.microsoft.com/office/word/2012/wordml" xmlns:w16cex="http://schemas.microsoft.com/office/word/2018/wordml/cex" xmlns:w16cid="http://schemas.microsoft.com/office/word/2016/wordml/cid" xmlns:w16="http://schemas.microsoft.com/office/word/2018/wordml" xmlns:w16du="http://schemas.microsoft.com/office/word/2023/wordml/word16du" xmlns:w16sdtdh="http://schemas.microsoft.com/office/word/2020/wordml/sdtdatahash" xmlns:w16sdtfl="http://schemas.microsoft.com/office/word/2024/wordml/sdtformatlock" xmlns:w16se="http://schemas.microsoft.com/office/word/2015/wordml/symex" xmlns:wpg="http://schemas.microsoft.com/office/word/2010/wordprocessingGroup" xmlns:wpi="http://schemas.microsoft.com/office/word/2010/wordprocessingInk" xmlns:wne="http://schemas.microsoft.com/office/word/2006/wordml" xmlns:wps="http://schemas.microsoft.com/office/word/2010/wordprocessingShape" mc:Ignorable="w14 w15 w16se w16cid w16 w16cex w16sdtdh w16sdtfl w16du wp14">
   <w:body>
     <w:p>
-      <w:pPr>
+      <w:r>
         <w:rPr>
           <w:lang w:val="de-DE"/>
         </w:rPr>
-      </w:pPr>
+        <w:t>Random</w:t>
+      </w:r>
+      <w:r>
+        <w:t xml:space="preserve"> </w:t>
+      </w:r>
       <w:r>
         <w:rPr>
           <w:lang w:val="de-DE"/>
         </w:rPr>
-        <w:t>Random</w:t>
-      </w:r>
-      <w:r>
-        <w:rPr>
-          <w:lang w:val="de-DE"/>
-        </w:rPr>
-        <w:t xml:space="preserve"> </w:t>
-      </w:r>
-      <w:r>
-        <w:rPr>
-          <w:lang w:val="de-DE"/>
-        </w:rPr>
         <w:t>Misc</w:t>
       </w:r>
     </w:p>
@@ -34,51 +26,23 @@
           <w:rFonts w:ascii="Aptos" w:eastAsia="Times New Roman" w:hAnsi="Aptos" w:cs="Times New Roman"/>
           <w:color w:val="000000"/>
           <w:kern w:val="0"/>
-          <w:lang w:val="de-DE" w:eastAsia="el-GR"/>
-          <w14:ligatures w14:val="none"/>
-        </w:rPr>
-      </w:pPr>
-    </w:p>
-    <w:p>
-      <w:pPr>
-        <w:spacing w:before="100" w:beforeAutospacing="1" w:after="100" w:afterAutospacing="1" w:line="240" w:lineRule="auto"/>
-        <w:outlineLvl w:val="1"/>
-        <w:rPr>
-          <w:rFonts w:ascii="Times New Roman" w:eastAsia="Times New Roman" w:hAnsi="Times New Roman" w:cs="Times New Roman"/>
-          <w:b/>
-          <w:bCs/>
-          <w:kern w:val="0"/>
-          <w:sz w:val="36"/>
-          <w:szCs w:val="36"/>
-          <w:lang w:val="de-DE" w:eastAsia="el-GR"/>
-          <w14:ligatures w14:val="none"/>
-        </w:rPr>
-      </w:pPr>
-      <w:r>
-        <w:rPr>
-          <w:rFonts w:ascii="Times New Roman" w:eastAsia="Times New Roman" w:hAnsi="Times New Roman" w:cs="Times New Roman"/>
-          <w:b/>
-          <w:bCs/>
-          <w:kern w:val="0"/>
-          <w:sz w:val="36"/>
-          <w:szCs w:val="36"/>
-          <w:lang w:eastAsia="el-GR"/>
-          <w14:ligatures w14:val="none"/>
-        </w:rPr>
-        <w:t>Παλιά κοιμόμασταν με ανοιχτά παράθυρα</w:t>
-      </w:r>
-    </w:p>
-    <w:p>
-      <w:pPr>
-        <w:spacing w:after="0" w:line="240" w:lineRule="auto"/>
-        <w:rPr>
-          <w:rFonts w:ascii="Aptos" w:eastAsia="Times New Roman" w:hAnsi="Aptos" w:cs="Times New Roman"/>
-          <w:color w:val="000000"/>
-          <w:kern w:val="0"/>
-          <w:lang w:val="de-DE" w:eastAsia="el-GR"/>
-          <w14:ligatures w14:val="none"/>
-        </w:rPr>
-      </w:pPr>
+          <w:lang w:eastAsia="el-GR"/>
+          <w14:ligatures w14:val="none"/>
+        </w:rPr>
+      </w:pPr>
+    </w:p>
+    <w:p>
+      <w:pPr>
+        <w:pStyle w:val="a3"/>
+        <w:rPr>
+          <w:rFonts w:ascii="Aptos" w:eastAsia="Times New Roman" w:hAnsi="Aptos" w:cs="Times New Roman"/>
+          <w:lang w:eastAsia="el-GR"/>
+          <w14:ligatures w14:val="none"/>
+        </w:rPr>
+      </w:pPr>
+      <w:r>
+        <w:t>Η Χρυσή Εποχή της Formula 1 (1997–2013): Όταν οι Τίτλοι Κρίνονταν στον Τελευταίο Γύρο</w:t>
+      </w:r>
     </w:p>
     <w:p>
       <w:pPr>
@@ -104,243 +68,872 @@
     </w:p>
     <w:p>
       <w:pPr>
-        <w:spacing w:before="100" w:beforeAutospacing="1" w:after="100" w:afterAutospacing="1" w:line="240" w:lineRule="auto"/>
+        <w:spacing w:after="0" w:line="240" w:lineRule="auto"/>
         <w:rPr>
           <w:rFonts w:ascii="Times New Roman" w:eastAsia="Times New Roman" w:hAnsi="Times New Roman" w:cs="Times New Roman"/>
           <w:kern w:val="0"/>
-          <w:lang w:eastAsia="el-GR"/>
-          <w14:ligatures w14:val="none"/>
-        </w:rPr>
-      </w:pPr>
-      <w:r>
-        <w:rPr>
-          <w:rFonts w:ascii="Times New Roman" w:eastAsia="Times New Roman" w:hAnsi="Times New Roman" w:cs="Times New Roman"/>
-          <w:kern w:val="0"/>
-          <w:lang w:eastAsia="el-GR"/>
-          <w14:ligatures w14:val="none"/>
-        </w:rPr>
-        <w:t>Έχω ακούσει κι έχω ακούσει… Έχω πει κι έχω πει… Θα πεις όλοι μας. Ναι, αλλά θα δεις και που το πάω… Έλληνες είμαστε, εδώ ζούμε. Και τι λέμε συνέχεια; Ε, παλιά ήταν αλλιώς τα πράγματα, πιο όμορφα, πιο αγνά. Κάπως έτσι δε λέμε και για τη Φόρμουλα 1;</w:t>
-      </w:r>
-    </w:p>
-    <w:p>
-      <w:pPr>
-        <w:spacing w:before="100" w:beforeAutospacing="1" w:after="100" w:afterAutospacing="1" w:line="240" w:lineRule="auto"/>
-        <w:rPr>
-          <w:rFonts w:ascii="Times New Roman" w:eastAsia="Times New Roman" w:hAnsi="Times New Roman" w:cs="Times New Roman"/>
-          <w:kern w:val="0"/>
-          <w:lang w:eastAsia="el-GR"/>
-          <w14:ligatures w14:val="none"/>
-        </w:rPr>
-      </w:pPr>
-      <w:r>
-        <w:rPr>
-          <w:rFonts w:ascii="Times New Roman" w:eastAsia="Times New Roman" w:hAnsi="Times New Roman" w:cs="Times New Roman"/>
-          <w:kern w:val="0"/>
-          <w:lang w:eastAsia="el-GR"/>
-          <w14:ligatures w14:val="none"/>
-        </w:rPr>
-        <w:t>Παλιά ήταν ωραία, βλέπαμε μάχες και και και· Θα σου συμφωνήσω σε όλα! Αλλά, μάγκα μου, θα σου πω και θετικά που βλέπω τώρα και δεν τα σκέφτηκες γιατί έχεις ιδανικοποιήσει το παρελθόν (κάνε υπομονή, άλλη μια δύσκολη λέξη θα πω μόνο). Ορμώμενος —η δεύτερη λέξη— από το press conference των αφεντικών των ομάδων (οι οδηγοί τα ίδια λένε, δεν έχει ψωμί), σου λέω ότι γουστάρω να τους ακούω.</w:t>
-      </w:r>
-    </w:p>
-    <w:p>
-      <w:pPr>
-        <w:spacing w:before="100" w:beforeAutospacing="1" w:after="100" w:afterAutospacing="1" w:line="240" w:lineRule="auto"/>
-        <w:rPr>
-          <w:rFonts w:ascii="Times New Roman" w:eastAsia="Times New Roman" w:hAnsi="Times New Roman" w:cs="Times New Roman"/>
-          <w:kern w:val="0"/>
-          <w:lang w:eastAsia="el-GR"/>
-          <w14:ligatures w14:val="none"/>
-        </w:rPr>
-      </w:pPr>
-      <w:r>
-        <w:rPr>
-          <w:rFonts w:ascii="Times New Roman" w:eastAsia="Times New Roman" w:hAnsi="Times New Roman" w:cs="Times New Roman"/>
-          <w:kern w:val="0"/>
-          <w:lang w:eastAsia="el-GR"/>
-          <w14:ligatures w14:val="none"/>
-        </w:rPr>
-        <w:t>Θα σταθώ στον Τότο, αλλά θα πω, ρε φίλε, πόσο βοήθησε η τεχνολογία και τα social media στην εξέλιξη του αθλήματος. Γιατί με ρωτάς; (ή όχι, αλλά πρέπει να συνεχίσω το άρθρο). Γιατί έφυγε από το άθλημα η εσωστρέφεια και το κόμπλεξ. Ναι, έφυγε, ή έστω, τους κρατάει σε εγρήγορση.</w:t>
-      </w:r>
-    </w:p>
-    <w:p>
-      <w:pPr>
-        <w:spacing w:before="100" w:beforeAutospacing="1" w:after="100" w:afterAutospacing="1" w:line="240" w:lineRule="auto"/>
-        <w:rPr>
-          <w:rFonts w:ascii="Times New Roman" w:eastAsia="Times New Roman" w:hAnsi="Times New Roman" w:cs="Times New Roman"/>
-          <w:kern w:val="0"/>
-          <w:lang w:eastAsia="el-GR"/>
-          <w14:ligatures w14:val="none"/>
-        </w:rPr>
-      </w:pPr>
-      <w:r>
-        <w:rPr>
-          <w:rFonts w:ascii="Times New Roman" w:eastAsia="Times New Roman" w:hAnsi="Times New Roman" w:cs="Times New Roman"/>
-          <w:kern w:val="0"/>
-          <w:lang w:eastAsia="el-GR"/>
-          <w14:ligatures w14:val="none"/>
-        </w:rPr>
-        <w:t>Στο προκείμενο. Πες τα καλά που γίνονταν παλιά, αλλά θυμήσου και τον Ρον Ντένις να μας ζαλίζει τα, να μας ζαλίζει, ότι «δε θέλουν οι αντίπαλοι να είναι καλοί, αλλά μόνο να μας αντιγράφουν ξέρουν και να γκρινιάζουν στην FIA…» κι έσερνε ο στόμας του. Όχι μόνο αυτός, αλλά ξέρεις που το πάω. Στον Τότο… που τον ακούς να μιλάει ήρεμα για πράγματα που ήταν πάντα αυτονόητα, αλλά στο μυαλό των παλιών δεν ίσχυαν.</w:t>
-      </w:r>
-    </w:p>
-    <w:p>
-      <w:pPr>
-        <w:spacing w:before="100" w:beforeAutospacing="1" w:after="100" w:afterAutospacing="1" w:line="240" w:lineRule="auto"/>
-        <w:rPr>
-          <w:rFonts w:ascii="Times New Roman" w:eastAsia="Times New Roman" w:hAnsi="Times New Roman" w:cs="Times New Roman"/>
-          <w:kern w:val="0"/>
-          <w:lang w:eastAsia="el-GR"/>
-          <w14:ligatures w14:val="none"/>
-        </w:rPr>
-      </w:pPr>
-      <w:r>
-        <w:rPr>
-          <w:rFonts w:ascii="Times New Roman" w:eastAsia="Times New Roman" w:hAnsi="Times New Roman" w:cs="Times New Roman"/>
-          <w:kern w:val="0"/>
-          <w:lang w:eastAsia="el-GR"/>
-          <w14:ligatures w14:val="none"/>
-        </w:rPr>
-        <w:t>Του λένε για τον κινητήρα της Μερσέντες και για ενστάσεις των άλλων ομάδων σε τεχνικά κλπ… (Εδώ ακούς τον Γιώργο για τα τεχνικά, εγώ δεν τα διάβασα, είχαμε κόσμο στο σπίτι) και λέει ο mr. Mercedes προσωποποιημένος:</w:t>
-      </w:r>
-    </w:p>
-    <w:p>
-      <w:pPr>
-        <w:spacing w:before="100" w:beforeAutospacing="1" w:after="100" w:afterAutospacing="1" w:line="240" w:lineRule="auto"/>
-        <w:rPr>
-          <w:rFonts w:ascii="Times New Roman" w:eastAsia="Times New Roman" w:hAnsi="Times New Roman" w:cs="Times New Roman"/>
-          <w:kern w:val="0"/>
-          <w:lang w:eastAsia="el-GR"/>
-          <w14:ligatures w14:val="none"/>
-        </w:rPr>
-      </w:pPr>
-      <w:r>
-        <w:rPr>
-          <w:rFonts w:ascii="Times New Roman" w:eastAsia="Times New Roman" w:hAnsi="Times New Roman" w:cs="Times New Roman"/>
-          <w:kern w:val="0"/>
-          <w:lang w:eastAsia="el-GR"/>
-          <w14:ligatures w14:val="none"/>
-        </w:rPr>
-        <w:t>«Είναι λογικό να παίζουμε στα όρια με την εξέλιξη και τους κανόνες. Μπορεί να βρήκαμε κάτι που, αν δουλέψει, προφανώς θα μας αντιγράψουν. Προφανώς και θα κάνουν ένσταση οι υπόλοιποι. Δεν έχει να κάνει με το αν μου αρέσει ή όχι. Έτσι συμβαίνει τα τελευταία 50 χρόνια στην F1 και θα συνεχίσει να συμβαίνει.»</w:t>
-      </w:r>
-    </w:p>
-    <w:p>
-      <w:pPr>
-        <w:spacing w:before="100" w:beforeAutospacing="1" w:after="100" w:afterAutospacing="1" w:line="240" w:lineRule="auto"/>
-        <w:rPr>
-          <w:rFonts w:ascii="Times New Roman" w:eastAsia="Times New Roman" w:hAnsi="Times New Roman" w:cs="Times New Roman"/>
-          <w:kern w:val="0"/>
-          <w:lang w:eastAsia="el-GR"/>
-          <w14:ligatures w14:val="none"/>
-        </w:rPr>
-      </w:pPr>
-      <w:r>
-        <w:rPr>
-          <w:rFonts w:ascii="Times New Roman" w:eastAsia="Times New Roman" w:hAnsi="Times New Roman" w:cs="Times New Roman"/>
-          <w:kern w:val="0"/>
-          <w:lang w:eastAsia="el-GR"/>
-          <w14:ligatures w14:val="none"/>
-        </w:rPr>
-        <w:t>Και θέλεις και να σε ξεφτιλίσω κακοπροαίρετε; (σε ξέρω, γιατί όμοιος ομοίω…) Όχι, ο Βολφ δεν έπαιξε εκ του ασφαλούς, τύπου, είμαι καβάλα λόγω καινοτομίας. Ήταν σαφής:</w:t>
-      </w:r>
-    </w:p>
-    <w:p>
-      <w:pPr>
-        <w:spacing w:before="100" w:beforeAutospacing="1" w:after="100" w:afterAutospacing="1" w:line="240" w:lineRule="auto"/>
-        <w:rPr>
-          <w:rFonts w:ascii="Times New Roman" w:eastAsia="Times New Roman" w:hAnsi="Times New Roman" w:cs="Times New Roman"/>
-          <w:kern w:val="0"/>
-          <w:lang w:eastAsia="el-GR"/>
-          <w14:ligatures w14:val="none"/>
-        </w:rPr>
-      </w:pPr>
-      <w:r>
-        <w:rPr>
-          <w:rFonts w:ascii="Times New Roman" w:eastAsia="Times New Roman" w:hAnsi="Times New Roman" w:cs="Times New Roman"/>
-          <w:kern w:val="0"/>
-          <w:lang w:eastAsia="el-GR"/>
-          <w14:ligatures w14:val="none"/>
-        </w:rPr>
-        <w:t>«Σήμερα είμαστε εμείς που μας ψάχνουν τι κάναμε, αύριο μπορεί να ψαχτούμε εμείς να βρούμε λάθη στους άλλους και να διαμαρτυρηθούμε».</w:t>
-      </w:r>
-    </w:p>
-    <w:p>
-      <w:pPr>
-        <w:spacing w:before="100" w:beforeAutospacing="1" w:after="100" w:afterAutospacing="1" w:line="240" w:lineRule="auto"/>
-        <w:rPr>
-          <w:rFonts w:ascii="Times New Roman" w:eastAsia="Times New Roman" w:hAnsi="Times New Roman" w:cs="Times New Roman"/>
-          <w:kern w:val="0"/>
-          <w:lang w:eastAsia="el-GR"/>
-          <w14:ligatures w14:val="none"/>
-        </w:rPr>
-      </w:pPr>
-      <w:r>
-        <w:rPr>
-          <w:rFonts w:ascii="Times New Roman" w:eastAsia="Times New Roman" w:hAnsi="Times New Roman" w:cs="Times New Roman"/>
+          <w:lang w:val="de-DE" w:eastAsia="el-GR"/>
+          <w14:ligatures w14:val="none"/>
+        </w:rPr>
+      </w:pPr>
+    </w:p>
+    <w:p>
+      <w:pPr>
+        <w:spacing w:after="0" w:line="240" w:lineRule="auto"/>
+        <w:rPr>
+          <w:rFonts w:ascii="Aptos" w:eastAsia="Times New Roman" w:hAnsi="Aptos" w:cs="Times New Roman"/>
+          <w:color w:val="212121"/>
+          <w:kern w:val="0"/>
+          <w:lang w:eastAsia="el-GR"/>
+          <w14:ligatures w14:val="none"/>
+        </w:rPr>
+      </w:pPr>
+      <w:r>
+        <w:rPr>
+          <w:rFonts w:ascii="Aptos" w:eastAsia="Times New Roman" w:hAnsi="Aptos" w:cs="Times New Roman"/>
+          <w:color w:val="212121"/>
+          <w:kern w:val="0"/>
+          <w:lang w:eastAsia="el-GR"/>
+          <w14:ligatures w14:val="none"/>
+        </w:rPr>
+        <w:t>Υπάρχουν εποχές που γράφουν ιστορία. Και για πολλούς φίλους της Formula 1, η περίοδος 1997 έως 2013 ήταν ακριβώς αυτό, η Χρυσή Εποχή του σπορ. Μια εποχή γεμάτη δράμα, τεχνολογική καινοτομία, ήχο που σε ανατρίχιαζε και μάχες που έκοβαν την ανάσα, με εννέα πρωταθλήματα να κρίνονται στον τελευταίο αγώνα.</w:t>
+      </w:r>
+    </w:p>
+    <w:p>
+      <w:pPr>
+        <w:spacing w:after="0" w:line="240" w:lineRule="auto"/>
+        <w:rPr>
+          <w:rFonts w:ascii="Aptos" w:eastAsia="Times New Roman" w:hAnsi="Aptos" w:cs="Times New Roman"/>
+          <w:color w:val="212121"/>
+          <w:kern w:val="0"/>
+          <w:lang w:eastAsia="el-GR"/>
+          <w14:ligatures w14:val="none"/>
+        </w:rPr>
+      </w:pPr>
+    </w:p>
+    <w:p>
+      <w:pPr>
+        <w:spacing w:after="0" w:line="240" w:lineRule="auto"/>
+        <w:rPr>
+          <w:rFonts w:ascii="Aptos" w:eastAsia="Times New Roman" w:hAnsi="Aptos" w:cs="Times New Roman"/>
+          <w:color w:val="212121"/>
+          <w:kern w:val="0"/>
+          <w:lang w:eastAsia="el-GR"/>
+          <w14:ligatures w14:val="none"/>
+        </w:rPr>
+      </w:pPr>
+      <w:r>
+        <w:rPr>
+          <w:rFonts w:ascii="Aptos" w:eastAsia="Times New Roman" w:hAnsi="Aptos" w:cs="Times New Roman"/>
+          <w:color w:val="212121"/>
+          <w:kern w:val="0"/>
+          <w:lang w:eastAsia="el-GR"/>
+          <w14:ligatures w14:val="none"/>
+        </w:rPr>
+        <w:t>Από τα τέλη της δεκαετίας του ’90, η Formula 1 πέρασε σε μια φάση εντυπωσιακής τεχνολογικής εξέλιξης. Οι V10 κινητήρες έδιναν μια συμφωνία ήχων που σήμερα μοιάζει νοσταλγία, ενώ οι ομάδες πειραματίζονταν με ηλεκτρονικά βοηθήματα, αεροδυναμικές λύσεις και πρωτοποριακά υλικά.</w:t>
+      </w:r>
+    </w:p>
+    <w:p>
+      <w:pPr>
+        <w:spacing w:after="0" w:line="240" w:lineRule="auto"/>
+        <w:rPr>
+          <w:rFonts w:ascii="Aptos" w:eastAsia="Times New Roman" w:hAnsi="Aptos" w:cs="Times New Roman"/>
+          <w:color w:val="212121"/>
+          <w:kern w:val="0"/>
+          <w:lang w:eastAsia="el-GR"/>
+          <w14:ligatures w14:val="none"/>
+        </w:rPr>
+      </w:pPr>
+      <w:r>
+        <w:rPr>
+          <w:rFonts w:ascii="Aptos" w:eastAsia="Times New Roman" w:hAnsi="Aptos" w:cs="Times New Roman"/>
+          <w:color w:val="212121"/>
+          <w:kern w:val="0"/>
+          <w:lang w:eastAsia="el-GR"/>
+          <w14:ligatures w14:val="none"/>
+        </w:rPr>
+        <w:t>Η ισορροπία ανάμεσα στη μηχανική και το ανθρώπινο ταλέντο ήταν ιδανική. Ο οδηγός έκανε τη διαφορά, αλλά η ομάδα έπρεπε να έχει την τεχνολογική τόλμη για να του δώσει τα όπλα.</w:t>
+      </w:r>
+    </w:p>
+    <w:p>
+      <w:pPr>
+        <w:spacing w:after="0" w:line="240" w:lineRule="auto"/>
+        <w:rPr>
+          <w:rFonts w:ascii="Aptos" w:eastAsia="Times New Roman" w:hAnsi="Aptos" w:cs="Times New Roman"/>
+          <w:color w:val="212121"/>
+          <w:kern w:val="0"/>
+          <w:lang w:eastAsia="el-GR"/>
+          <w14:ligatures w14:val="none"/>
+        </w:rPr>
+      </w:pPr>
+    </w:p>
+    <w:p>
+      <w:pPr>
+        <w:spacing w:after="0" w:line="240" w:lineRule="auto"/>
+        <w:rPr>
+          <w:rFonts w:ascii="Aptos" w:eastAsia="Times New Roman" w:hAnsi="Aptos" w:cs="Times New Roman"/>
+          <w:color w:val="212121"/>
+          <w:kern w:val="0"/>
+          <w:lang w:eastAsia="el-GR"/>
+          <w14:ligatures w14:val="none"/>
+        </w:rPr>
+      </w:pPr>
+      <w:r>
+        <w:rPr>
+          <w:rFonts w:ascii="Aptos" w:eastAsia="Times New Roman" w:hAnsi="Aptos" w:cs="Times New Roman"/>
+          <w:color w:val="212121"/>
+          <w:kern w:val="0"/>
+          <w:lang w:eastAsia="el-GR"/>
+          <w14:ligatures w14:val="none"/>
+        </w:rPr>
+        <w:t>Η περίοδος αυτή γέννησε μερικές από τις πιο εμβληματικές rivalries στην ιστορία του αθλήματος:</w:t>
+      </w:r>
+    </w:p>
+    <w:p>
+      <w:pPr>
+        <w:spacing w:after="0" w:line="240" w:lineRule="auto"/>
+        <w:rPr>
+          <w:rFonts w:ascii="Aptos" w:eastAsia="Times New Roman" w:hAnsi="Aptos" w:cs="Times New Roman"/>
+          <w:color w:val="212121"/>
+          <w:kern w:val="0"/>
+          <w:lang w:eastAsia="el-GR"/>
+          <w14:ligatures w14:val="none"/>
+        </w:rPr>
+      </w:pPr>
+      <w:r>
+        <w:rPr>
+          <w:rFonts w:ascii="Aptos" w:eastAsia="Times New Roman" w:hAnsi="Aptos" w:cs="Times New Roman"/>
+          <w:color w:val="212121"/>
+          <w:kern w:val="0"/>
+          <w:lang w:eastAsia="el-GR"/>
+          <w14:ligatures w14:val="none"/>
+        </w:rPr>
+        <w:t>Michael Schumacher vs Mika Hakkinen (1998–2000): Μια μάχη καθαρής οδηγικής δεξιοτεχνίας και στρατηγικής.</w:t>
+      </w:r>
+    </w:p>
+    <w:p>
+      <w:pPr>
+        <w:spacing w:after="0" w:line="240" w:lineRule="auto"/>
+        <w:rPr>
+          <w:rFonts w:ascii="Aptos" w:eastAsia="Times New Roman" w:hAnsi="Aptos" w:cs="Times New Roman"/>
+          <w:color w:val="212121"/>
+          <w:kern w:val="0"/>
+          <w:lang w:eastAsia="el-GR"/>
+          <w14:ligatures w14:val="none"/>
+        </w:rPr>
+      </w:pPr>
+      <w:r>
+        <w:rPr>
+          <w:rFonts w:ascii="Aptos" w:eastAsia="Times New Roman" w:hAnsi="Aptos" w:cs="Times New Roman"/>
+          <w:color w:val="212121"/>
+          <w:kern w:val="0"/>
+          <w:lang w:eastAsia="el-GR"/>
+          <w14:ligatures w14:val="none"/>
+        </w:rPr>
+        <w:t>Schumacher vs Alonso (2005–2006): Η αλλαγή φρουράς,  ο «παλιός βασιλιάς» εναντίον του νέου.</w:t>
+      </w:r>
+    </w:p>
+    <w:p>
+      <w:pPr>
+        <w:spacing w:after="0" w:line="240" w:lineRule="auto"/>
+        <w:rPr>
+          <w:rFonts w:ascii="Aptos" w:eastAsia="Times New Roman" w:hAnsi="Aptos" w:cs="Times New Roman"/>
+          <w:color w:val="212121"/>
+          <w:kern w:val="0"/>
+          <w:lang w:eastAsia="el-GR"/>
+          <w14:ligatures w14:val="none"/>
+        </w:rPr>
+      </w:pPr>
+      <w:r>
+        <w:rPr>
+          <w:rFonts w:ascii="Aptos" w:eastAsia="Times New Roman" w:hAnsi="Aptos" w:cs="Times New Roman"/>
+          <w:color w:val="212121"/>
+          <w:kern w:val="0"/>
+          <w:lang w:eastAsia="el-GR"/>
+          <w14:ligatures w14:val="none"/>
+        </w:rPr>
+        <w:t>Hamilton vs Raikkonen vs Alonso (2007–2008): Χρόνια που η McLaren και η Ferrari έγραψαν ένα τρομερό θρίλερ.</w:t>
+      </w:r>
+    </w:p>
+    <w:p>
+      <w:pPr>
+        <w:spacing w:after="0" w:line="240" w:lineRule="auto"/>
+        <w:rPr>
+          <w:rFonts w:ascii="Aptos" w:eastAsia="Times New Roman" w:hAnsi="Aptos" w:cs="Times New Roman"/>
+          <w:color w:val="212121"/>
+          <w:kern w:val="0"/>
+          <w:lang w:eastAsia="el-GR"/>
+          <w14:ligatures w14:val="none"/>
+        </w:rPr>
+      </w:pPr>
+      <w:r>
+        <w:rPr>
+          <w:rFonts w:ascii="Aptos" w:eastAsia="Times New Roman" w:hAnsi="Aptos" w:cs="Times New Roman"/>
+          <w:color w:val="212121"/>
+          <w:kern w:val="0"/>
+          <w:lang w:eastAsia="el-GR"/>
+          <w14:ligatures w14:val="none"/>
+        </w:rPr>
+        <w:t>Vettel vs Alonso (2010–2012): Η Red Bull κυριαρχεί, αλλά η Ferrari δεν σταματά να παλεύει μέχρι την τελευταία στροφή.</w:t>
+      </w:r>
+    </w:p>
+    <w:p>
+      <w:pPr>
+        <w:spacing w:after="0" w:line="240" w:lineRule="auto"/>
+        <w:rPr>
+          <w:rFonts w:ascii="Aptos" w:eastAsia="Times New Roman" w:hAnsi="Aptos" w:cs="Times New Roman"/>
+          <w:color w:val="212121"/>
+          <w:kern w:val="0"/>
+          <w:lang w:eastAsia="el-GR"/>
+          <w14:ligatures w14:val="none"/>
+        </w:rPr>
+      </w:pPr>
+      <w:r>
+        <w:rPr>
+          <w:rFonts w:ascii="Apple Color Emoji" w:eastAsia="Times New Roman" w:hAnsi="Apple Color Emoji" w:cs="Apple Color Emoji"/>
+          <w:color w:val="212121"/>
+          <w:kern w:val="0"/>
+          <w:lang w:eastAsia="el-GR"/>
+          <w14:ligatures w14:val="none"/>
+        </w:rPr>
+        <w:t>🏆</w:t>
+      </w:r>
+      <w:r>
+        <w:rPr>
+          <w:rFonts w:ascii="Aptos" w:eastAsia="Times New Roman" w:hAnsi="Aptos" w:cs="Times New Roman"/>
+          <w:color w:val="212121"/>
+          <w:kern w:val="0"/>
+          <w:lang w:eastAsia="el-GR"/>
+          <w14:ligatures w14:val="none"/>
+        </w:rPr>
+        <w:t xml:space="preserve"> Πρωταθλήματα Που Κρίθηκαν στον Τελευταίο Αγώνα</w:t>
+      </w:r>
+    </w:p>
+    <w:p>
+      <w:pPr>
+        <w:spacing w:after="0" w:line="240" w:lineRule="auto"/>
+        <w:rPr>
+          <w:rFonts w:ascii="Aptos" w:eastAsia="Times New Roman" w:hAnsi="Aptos" w:cs="Times New Roman"/>
+          <w:color w:val="212121"/>
+          <w:kern w:val="0"/>
+          <w:lang w:eastAsia="el-GR"/>
+          <w14:ligatures w14:val="none"/>
+        </w:rPr>
+      </w:pPr>
+      <w:r>
+        <w:rPr>
+          <w:rFonts w:ascii="Aptos" w:eastAsia="Times New Roman" w:hAnsi="Aptos" w:cs="Times New Roman"/>
+          <w:color w:val="212121"/>
+          <w:kern w:val="0"/>
+          <w:lang w:eastAsia="el-GR"/>
+          <w14:ligatures w14:val="none"/>
+        </w:rPr>
+        <w:t>Η λίστα είναι εντυπωσιακή:</w:t>
+      </w:r>
+    </w:p>
+    <w:p>
+      <w:pPr>
+        <w:spacing w:after="0" w:line="240" w:lineRule="auto"/>
+        <w:rPr>
+          <w:rFonts w:ascii="Aptos" w:eastAsia="Times New Roman" w:hAnsi="Aptos" w:cs="Times New Roman"/>
+          <w:color w:val="212121"/>
+          <w:kern w:val="0"/>
+          <w:lang w:eastAsia="el-GR"/>
+          <w14:ligatures w14:val="none"/>
+        </w:rPr>
+      </w:pPr>
+      <w:r>
+        <w:rPr>
+          <w:rFonts w:ascii="Aptos" w:eastAsia="Times New Roman" w:hAnsi="Aptos" w:cs="Times New Roman"/>
+          <w:color w:val="212121"/>
+          <w:kern w:val="0"/>
+          <w:lang w:eastAsia="el-GR"/>
+          <w14:ligatures w14:val="none"/>
+        </w:rPr>
+        <w:t>1997 Jacques Villeneuve Jerez</w:t>
+      </w:r>
+    </w:p>
+    <w:p>
+      <w:pPr>
+        <w:spacing w:after="0" w:line="240" w:lineRule="auto"/>
+        <w:rPr>
+          <w:rFonts w:ascii="Aptos" w:eastAsia="Times New Roman" w:hAnsi="Aptos" w:cs="Times New Roman"/>
+          <w:color w:val="212121"/>
+          <w:kern w:val="0"/>
+          <w:lang w:eastAsia="el-GR"/>
+          <w14:ligatures w14:val="none"/>
+        </w:rPr>
+      </w:pPr>
+      <w:r>
+        <w:rPr>
+          <w:rFonts w:ascii="Aptos" w:eastAsia="Times New Roman" w:hAnsi="Aptos" w:cs="Times New Roman"/>
+          <w:color w:val="212121"/>
+          <w:kern w:val="0"/>
+          <w:lang w:eastAsia="el-GR"/>
+          <w14:ligatures w14:val="none"/>
+        </w:rPr>
+        <w:t>Εμβληματική σύγκρουση με Schumacher</w:t>
+      </w:r>
+    </w:p>
+    <w:p>
+      <w:pPr>
+        <w:spacing w:after="0" w:line="240" w:lineRule="auto"/>
+        <w:rPr>
+          <w:rFonts w:ascii="Aptos" w:eastAsia="Times New Roman" w:hAnsi="Aptos" w:cs="Times New Roman"/>
+          <w:color w:val="212121"/>
+          <w:kern w:val="0"/>
+          <w:lang w:eastAsia="el-GR"/>
+          <w14:ligatures w14:val="none"/>
+        </w:rPr>
+      </w:pPr>
+    </w:p>
+    <w:p>
+      <w:pPr>
+        <w:spacing w:after="0" w:line="240" w:lineRule="auto"/>
+        <w:rPr>
+          <w:rFonts w:ascii="Aptos" w:eastAsia="Times New Roman" w:hAnsi="Aptos" w:cs="Times New Roman"/>
+          <w:color w:val="212121"/>
+          <w:kern w:val="0"/>
+          <w:lang w:eastAsia="el-GR"/>
+          <w14:ligatures w14:val="none"/>
+        </w:rPr>
+      </w:pPr>
+      <w:r>
+        <w:rPr>
+          <w:rFonts w:ascii="Aptos" w:eastAsia="Times New Roman" w:hAnsi="Aptos" w:cs="Times New Roman"/>
+          <w:color w:val="212121"/>
+          <w:kern w:val="0"/>
+          <w:lang w:eastAsia="el-GR"/>
+          <w14:ligatures w14:val="none"/>
+        </w:rPr>
+        <w:t>1998 Mika Hakkinen Suzuka</w:t>
+      </w:r>
+    </w:p>
+    <w:p>
+      <w:pPr>
+        <w:spacing w:after="0" w:line="240" w:lineRule="auto"/>
+        <w:rPr>
+          <w:rFonts w:ascii="Aptos" w:eastAsia="Times New Roman" w:hAnsi="Aptos" w:cs="Times New Roman"/>
+          <w:color w:val="212121"/>
+          <w:kern w:val="0"/>
+          <w:lang w:eastAsia="el-GR"/>
+          <w14:ligatures w14:val="none"/>
+        </w:rPr>
+      </w:pPr>
+      <w:r>
+        <w:rPr>
+          <w:rFonts w:ascii="Aptos" w:eastAsia="Times New Roman" w:hAnsi="Aptos" w:cs="Times New Roman"/>
+          <w:color w:val="212121"/>
+          <w:kern w:val="0"/>
+          <w:lang w:eastAsia="el-GR"/>
+          <w14:ligatures w14:val="none"/>
+        </w:rPr>
+        <w:t>Πρώτος τίτλος για τον Φινλανδό</w:t>
+      </w:r>
+    </w:p>
+    <w:p>
+      <w:pPr>
+        <w:spacing w:after="0" w:line="240" w:lineRule="auto"/>
+        <w:rPr>
+          <w:rFonts w:ascii="Aptos" w:eastAsia="Times New Roman" w:hAnsi="Aptos" w:cs="Times New Roman"/>
+          <w:color w:val="212121"/>
+          <w:kern w:val="0"/>
+          <w:lang w:eastAsia="el-GR"/>
+          <w14:ligatures w14:val="none"/>
+        </w:rPr>
+      </w:pPr>
+    </w:p>
+    <w:p>
+      <w:pPr>
+        <w:spacing w:after="0" w:line="240" w:lineRule="auto"/>
+        <w:rPr>
+          <w:rFonts w:ascii="Aptos" w:eastAsia="Times New Roman" w:hAnsi="Aptos" w:cs="Times New Roman"/>
+          <w:color w:val="212121"/>
+          <w:kern w:val="0"/>
+          <w:lang w:eastAsia="el-GR"/>
+          <w14:ligatures w14:val="none"/>
+        </w:rPr>
+      </w:pPr>
+      <w:r>
+        <w:rPr>
+          <w:rFonts w:ascii="Aptos" w:eastAsia="Times New Roman" w:hAnsi="Aptos" w:cs="Times New Roman"/>
+          <w:color w:val="212121"/>
+          <w:kern w:val="0"/>
+          <w:lang w:eastAsia="el-GR"/>
+          <w14:ligatures w14:val="none"/>
+        </w:rPr>
+        <w:t>1999 Mika Hakkinen Suzuka</w:t>
+      </w:r>
+    </w:p>
+    <w:p>
+      <w:pPr>
+        <w:spacing w:after="0" w:line="240" w:lineRule="auto"/>
+        <w:rPr>
+          <w:rFonts w:ascii="Aptos" w:eastAsia="Times New Roman" w:hAnsi="Aptos" w:cs="Times New Roman"/>
+          <w:color w:val="212121"/>
+          <w:kern w:val="0"/>
+          <w:lang w:eastAsia="el-GR"/>
+          <w14:ligatures w14:val="none"/>
+        </w:rPr>
+      </w:pPr>
+      <w:r>
+        <w:rPr>
+          <w:rFonts w:ascii="Aptos" w:eastAsia="Times New Roman" w:hAnsi="Aptos" w:cs="Times New Roman"/>
+          <w:color w:val="212121"/>
+          <w:kern w:val="0"/>
+          <w:lang w:eastAsia="el-GR"/>
+          <w14:ligatures w14:val="none"/>
+        </w:rPr>
+        <w:t>Δεύτερος τίτλος, μετά το ατύχημα του Schumacher που τον άφησε πίσω </w:t>
+      </w:r>
+    </w:p>
+    <w:p>
+      <w:pPr>
+        <w:spacing w:after="0" w:line="240" w:lineRule="auto"/>
+        <w:rPr>
+          <w:rFonts w:ascii="Aptos" w:eastAsia="Times New Roman" w:hAnsi="Aptos" w:cs="Times New Roman"/>
+          <w:color w:val="212121"/>
+          <w:kern w:val="0"/>
+          <w:lang w:eastAsia="el-GR"/>
+          <w14:ligatures w14:val="none"/>
+        </w:rPr>
+      </w:pPr>
+    </w:p>
+    <w:p>
+      <w:pPr>
+        <w:spacing w:after="0" w:line="240" w:lineRule="auto"/>
+        <w:rPr>
+          <w:rFonts w:ascii="Aptos" w:eastAsia="Times New Roman" w:hAnsi="Aptos" w:cs="Times New Roman"/>
+          <w:color w:val="212121"/>
+          <w:kern w:val="0"/>
+          <w:lang w:eastAsia="el-GR"/>
+          <w14:ligatures w14:val="none"/>
+        </w:rPr>
+      </w:pPr>
+      <w:r>
+        <w:rPr>
+          <w:rFonts w:ascii="Aptos" w:eastAsia="Times New Roman" w:hAnsi="Aptos" w:cs="Times New Roman"/>
+          <w:color w:val="212121"/>
           <w:kern w:val="0"/>
           <w:lang w:eastAsia="el-GR"/>
           <w14:ligatures w14:val="none"/>
         </w:rPr>
         <w:lastRenderedPageBreak/>
-        <w:t>Σε γλέντησε; Σε γλέντησε. Ναι, ναι, εσένα, τον ίδιο, που ξεχνάς τεχνηέντως (άντε και μια τρίτη δύσκολη λέξη) τι έλεγες… Ότι ξεφτιλίζεται το άθλημα που ο Μπαρικέλο αφήνει τον Σούμι στην Αυστρία με team orders.</w:t>
-      </w:r>
-    </w:p>
-    <w:p>
-      <w:pPr>
-        <w:spacing w:before="100" w:beforeAutospacing="1" w:after="100" w:afterAutospacing="1" w:line="240" w:lineRule="auto"/>
-        <w:rPr>
-          <w:rFonts w:ascii="Times New Roman" w:eastAsia="Times New Roman" w:hAnsi="Times New Roman" w:cs="Times New Roman"/>
-          <w:kern w:val="0"/>
-          <w:lang w:eastAsia="el-GR"/>
-          <w14:ligatures w14:val="none"/>
-        </w:rPr>
-      </w:pPr>
-      <w:r>
-        <w:rPr>
-          <w:rFonts w:ascii="Times New Roman" w:eastAsia="Times New Roman" w:hAnsi="Times New Roman" w:cs="Times New Roman"/>
-          <w:kern w:val="0"/>
-          <w:lang w:eastAsia="el-GR"/>
-          <w14:ligatures w14:val="none"/>
-        </w:rPr>
-        <w:t>Πέρυσι δεν έλεγες το ίδιο με Λάντο και Όσκαρ. Έλεγες πω πω, φαντάζεσαι να μην «συνεννοούνταν η ομάδα; Θα έχαναν το πρωτάθλημα!»</w:t>
-      </w:r>
-    </w:p>
-    <w:p>
-      <w:pPr>
-        <w:spacing w:before="100" w:beforeAutospacing="1" w:after="100" w:afterAutospacing="1" w:line="240" w:lineRule="auto"/>
-        <w:rPr>
-          <w:rFonts w:ascii="Times New Roman" w:eastAsia="Times New Roman" w:hAnsi="Times New Roman" w:cs="Times New Roman"/>
-          <w:kern w:val="0"/>
-          <w:lang w:eastAsia="el-GR"/>
-          <w14:ligatures w14:val="none"/>
-        </w:rPr>
-      </w:pPr>
-      <w:r>
-        <w:rPr>
-          <w:rFonts w:ascii="Times New Roman" w:eastAsia="Times New Roman" w:hAnsi="Times New Roman" w:cs="Times New Roman"/>
-          <w:kern w:val="0"/>
-          <w:lang w:eastAsia="el-GR"/>
-          <w14:ligatures w14:val="none"/>
-        </w:rPr>
-        <w:t>Αλλά ξέχασα, η Μακλάρεν δε χρησιμοποίησε ποτέ team orders. Απλά μη ρωτήσεις τον Βιλνέβ, μπορεί να θυμηθεί κάτι.</w:t>
-      </w:r>
-    </w:p>
-    <w:p>
-      <w:pPr>
-        <w:spacing w:before="100" w:beforeAutospacing="1" w:after="100" w:afterAutospacing="1" w:line="240" w:lineRule="auto"/>
-        <w:rPr>
-          <w:rFonts w:ascii="Times New Roman" w:eastAsia="Times New Roman" w:hAnsi="Times New Roman" w:cs="Times New Roman"/>
-          <w:kern w:val="0"/>
-          <w:lang w:eastAsia="el-GR"/>
-          <w14:ligatures w14:val="none"/>
-        </w:rPr>
-      </w:pPr>
-      <w:r>
-        <w:rPr>
-          <w:rFonts w:ascii="Times New Roman" w:eastAsia="Times New Roman" w:hAnsi="Times New Roman" w:cs="Times New Roman"/>
-          <w:kern w:val="0"/>
-          <w:lang w:eastAsia="el-GR"/>
-          <w14:ligatures w14:val="none"/>
-        </w:rPr>
-        <w:t>Μην ψαρώνεις.</w:t>
+        <w:t>2003 Michael Schumacher Suzuka</w:t>
+      </w:r>
+    </w:p>
+    <w:p>
+      <w:pPr>
+        <w:spacing w:after="0" w:line="240" w:lineRule="auto"/>
+        <w:rPr>
+          <w:rFonts w:ascii="Aptos" w:eastAsia="Times New Roman" w:hAnsi="Aptos" w:cs="Times New Roman"/>
+          <w:color w:val="212121"/>
+          <w:kern w:val="0"/>
+          <w:lang w:eastAsia="el-GR"/>
+          <w14:ligatures w14:val="none"/>
+        </w:rPr>
+      </w:pPr>
+      <w:r>
+        <w:rPr>
+          <w:rFonts w:ascii="Aptos" w:eastAsia="Times New Roman" w:hAnsi="Aptos" w:cs="Times New Roman"/>
+          <w:color w:val="212121"/>
+          <w:kern w:val="0"/>
+          <w:lang w:eastAsia="el-GR"/>
+          <w14:ligatures w14:val="none"/>
+        </w:rPr>
+        <w:t>Ο 6ος τίτλος του, με τη Ferrari στο όριο</w:t>
+      </w:r>
+    </w:p>
+    <w:p>
+      <w:pPr>
+        <w:spacing w:after="0" w:line="240" w:lineRule="auto"/>
+        <w:rPr>
+          <w:rFonts w:ascii="Aptos" w:eastAsia="Times New Roman" w:hAnsi="Aptos" w:cs="Times New Roman"/>
+          <w:color w:val="212121"/>
+          <w:kern w:val="0"/>
+          <w:lang w:eastAsia="el-GR"/>
+          <w14:ligatures w14:val="none"/>
+        </w:rPr>
+      </w:pPr>
+    </w:p>
+    <w:p>
+      <w:pPr>
+        <w:spacing w:after="0" w:line="240" w:lineRule="auto"/>
+        <w:rPr>
+          <w:rFonts w:ascii="Aptos" w:eastAsia="Times New Roman" w:hAnsi="Aptos" w:cs="Times New Roman"/>
+          <w:color w:val="212121"/>
+          <w:kern w:val="0"/>
+          <w:lang w:eastAsia="el-GR"/>
+          <w14:ligatures w14:val="none"/>
+        </w:rPr>
+      </w:pPr>
+      <w:r>
+        <w:rPr>
+          <w:rFonts w:ascii="Aptos" w:eastAsia="Times New Roman" w:hAnsi="Aptos" w:cs="Times New Roman"/>
+          <w:color w:val="212121"/>
+          <w:kern w:val="0"/>
+          <w:lang w:eastAsia="el-GR"/>
+          <w14:ligatures w14:val="none"/>
+        </w:rPr>
+        <w:t>2006 Fernando Alonso Interlagos</w:t>
+      </w:r>
+    </w:p>
+    <w:p>
+      <w:pPr>
+        <w:spacing w:after="0" w:line="240" w:lineRule="auto"/>
+        <w:rPr>
+          <w:rFonts w:ascii="Aptos" w:eastAsia="Times New Roman" w:hAnsi="Aptos" w:cs="Times New Roman"/>
+          <w:color w:val="212121"/>
+          <w:kern w:val="0"/>
+          <w:lang w:eastAsia="el-GR"/>
+          <w14:ligatures w14:val="none"/>
+        </w:rPr>
+      </w:pPr>
+      <w:r>
+        <w:rPr>
+          <w:rFonts w:ascii="Aptos" w:eastAsia="Times New Roman" w:hAnsi="Aptos" w:cs="Times New Roman"/>
+          <w:color w:val="212121"/>
+          <w:kern w:val="0"/>
+          <w:lang w:eastAsia="el-GR"/>
+          <w14:ligatures w14:val="none"/>
+        </w:rPr>
+        <w:t>Αποχαιρετισμός Schumacher, ανάδειξη νέου ήρωα</w:t>
+      </w:r>
+    </w:p>
+    <w:p>
+      <w:pPr>
+        <w:spacing w:after="0" w:line="240" w:lineRule="auto"/>
+        <w:rPr>
+          <w:rFonts w:ascii="Aptos" w:eastAsia="Times New Roman" w:hAnsi="Aptos" w:cs="Times New Roman"/>
+          <w:color w:val="212121"/>
+          <w:kern w:val="0"/>
+          <w:lang w:eastAsia="el-GR"/>
+          <w14:ligatures w14:val="none"/>
+        </w:rPr>
+      </w:pPr>
+    </w:p>
+    <w:p>
+      <w:pPr>
+        <w:spacing w:after="0" w:line="240" w:lineRule="auto"/>
+        <w:rPr>
+          <w:rFonts w:ascii="Aptos" w:eastAsia="Times New Roman" w:hAnsi="Aptos" w:cs="Times New Roman"/>
+          <w:color w:val="212121"/>
+          <w:kern w:val="0"/>
+          <w:lang w:eastAsia="el-GR"/>
+          <w14:ligatures w14:val="none"/>
+        </w:rPr>
+      </w:pPr>
+      <w:r>
+        <w:rPr>
+          <w:rFonts w:ascii="Aptos" w:eastAsia="Times New Roman" w:hAnsi="Aptos" w:cs="Times New Roman"/>
+          <w:color w:val="212121"/>
+          <w:kern w:val="0"/>
+          <w:lang w:eastAsia="el-GR"/>
+          <w14:ligatures w14:val="none"/>
+        </w:rPr>
+        <w:t>2007 Kimi Raikkonen Interlagos</w:t>
+      </w:r>
+    </w:p>
+    <w:p>
+      <w:pPr>
+        <w:spacing w:after="0" w:line="240" w:lineRule="auto"/>
+        <w:rPr>
+          <w:rFonts w:ascii="Aptos" w:eastAsia="Times New Roman" w:hAnsi="Aptos" w:cs="Times New Roman"/>
+          <w:color w:val="212121"/>
+          <w:kern w:val="0"/>
+          <w:lang w:eastAsia="el-GR"/>
+          <w14:ligatures w14:val="none"/>
+        </w:rPr>
+      </w:pPr>
+      <w:r>
+        <w:rPr>
+          <w:rFonts w:ascii="Aptos" w:eastAsia="Times New Roman" w:hAnsi="Aptos" w:cs="Times New Roman"/>
+          <w:color w:val="212121"/>
+          <w:kern w:val="0"/>
+          <w:lang w:eastAsia="el-GR"/>
+          <w14:ligatures w14:val="none"/>
+        </w:rPr>
+        <w:t>Ο τίτλος με 1 βαθμό διαφορά — επική ανατροπή</w:t>
+      </w:r>
+    </w:p>
+    <w:p>
+      <w:pPr>
+        <w:spacing w:after="0" w:line="240" w:lineRule="auto"/>
+        <w:rPr>
+          <w:rFonts w:ascii="Aptos" w:eastAsia="Times New Roman" w:hAnsi="Aptos" w:cs="Times New Roman"/>
+          <w:color w:val="212121"/>
+          <w:kern w:val="0"/>
+          <w:lang w:eastAsia="el-GR"/>
+          <w14:ligatures w14:val="none"/>
+        </w:rPr>
+      </w:pPr>
+    </w:p>
+    <w:p>
+      <w:pPr>
+        <w:spacing w:after="0" w:line="240" w:lineRule="auto"/>
+        <w:rPr>
+          <w:rFonts w:ascii="Aptos" w:eastAsia="Times New Roman" w:hAnsi="Aptos" w:cs="Times New Roman"/>
+          <w:color w:val="212121"/>
+          <w:kern w:val="0"/>
+          <w:lang w:eastAsia="el-GR"/>
+          <w14:ligatures w14:val="none"/>
+        </w:rPr>
+      </w:pPr>
+      <w:r>
+        <w:rPr>
+          <w:rFonts w:ascii="Aptos" w:eastAsia="Times New Roman" w:hAnsi="Aptos" w:cs="Times New Roman"/>
+          <w:color w:val="212121"/>
+          <w:kern w:val="0"/>
+          <w:lang w:eastAsia="el-GR"/>
+          <w14:ligatures w14:val="none"/>
+        </w:rPr>
+        <w:t>2008 Lewis Hamilton Interlagos</w:t>
+      </w:r>
+    </w:p>
+    <w:p>
+      <w:pPr>
+        <w:spacing w:after="0" w:line="240" w:lineRule="auto"/>
+        <w:rPr>
+          <w:rFonts w:ascii="Aptos" w:eastAsia="Times New Roman" w:hAnsi="Aptos" w:cs="Times New Roman"/>
+          <w:color w:val="212121"/>
+          <w:kern w:val="0"/>
+          <w:lang w:eastAsia="el-GR"/>
+          <w14:ligatures w14:val="none"/>
+        </w:rPr>
+      </w:pPr>
+      <w:r>
+        <w:rPr>
+          <w:rFonts w:ascii="Aptos" w:eastAsia="Times New Roman" w:hAnsi="Aptos" w:cs="Times New Roman"/>
+          <w:color w:val="212121"/>
+          <w:kern w:val="0"/>
+          <w:lang w:eastAsia="el-GR"/>
+          <w14:ligatures w14:val="none"/>
+        </w:rPr>
+        <w:t>Πρωτάθλημα στον τελευταίο γύρο απέναντι στον Massa</w:t>
+      </w:r>
+    </w:p>
+    <w:p>
+      <w:pPr>
+        <w:spacing w:after="0" w:line="240" w:lineRule="auto"/>
+        <w:rPr>
+          <w:rFonts w:ascii="Aptos" w:eastAsia="Times New Roman" w:hAnsi="Aptos" w:cs="Times New Roman"/>
+          <w:color w:val="212121"/>
+          <w:kern w:val="0"/>
+          <w:lang w:eastAsia="el-GR"/>
+          <w14:ligatures w14:val="none"/>
+        </w:rPr>
+      </w:pPr>
+    </w:p>
+    <w:p>
+      <w:pPr>
+        <w:spacing w:after="0" w:line="240" w:lineRule="auto"/>
+        <w:rPr>
+          <w:rFonts w:ascii="Aptos" w:eastAsia="Times New Roman" w:hAnsi="Aptos" w:cs="Times New Roman"/>
+          <w:color w:val="212121"/>
+          <w:kern w:val="0"/>
+          <w:lang w:eastAsia="el-GR"/>
+          <w14:ligatures w14:val="none"/>
+        </w:rPr>
+      </w:pPr>
+      <w:r>
+        <w:rPr>
+          <w:rFonts w:ascii="Aptos" w:eastAsia="Times New Roman" w:hAnsi="Aptos" w:cs="Times New Roman"/>
+          <w:color w:val="212121"/>
+          <w:kern w:val="0"/>
+          <w:lang w:eastAsia="el-GR"/>
+          <w14:ligatures w14:val="none"/>
+        </w:rPr>
+        <w:t>2010 Sebastian Vettel Abu Dhabi</w:t>
+      </w:r>
+    </w:p>
+    <w:p>
+      <w:pPr>
+        <w:spacing w:after="0" w:line="240" w:lineRule="auto"/>
+        <w:rPr>
+          <w:rFonts w:ascii="Aptos" w:eastAsia="Times New Roman" w:hAnsi="Aptos" w:cs="Times New Roman"/>
+          <w:color w:val="212121"/>
+          <w:kern w:val="0"/>
+          <w:lang w:eastAsia="el-GR"/>
+          <w14:ligatures w14:val="none"/>
+        </w:rPr>
+      </w:pPr>
+      <w:r>
+        <w:rPr>
+          <w:rFonts w:ascii="Aptos" w:eastAsia="Times New Roman" w:hAnsi="Aptos" w:cs="Times New Roman"/>
+          <w:color w:val="212121"/>
+          <w:kern w:val="0"/>
+          <w:lang w:eastAsia="el-GR"/>
+          <w14:ligatures w14:val="none"/>
+        </w:rPr>
+        <w:t>Ο νεότερος πρωταθλητής όλων των εποχών.</w:t>
+      </w:r>
+    </w:p>
+    <w:p>
+      <w:pPr>
+        <w:spacing w:after="0" w:line="240" w:lineRule="auto"/>
+        <w:rPr>
+          <w:rFonts w:ascii="Aptos" w:eastAsia="Times New Roman" w:hAnsi="Aptos" w:cs="Times New Roman"/>
+          <w:color w:val="212121"/>
+          <w:kern w:val="0"/>
+          <w:lang w:eastAsia="el-GR"/>
+          <w14:ligatures w14:val="none"/>
+        </w:rPr>
+      </w:pPr>
+    </w:p>
+    <w:p>
+      <w:pPr>
+        <w:spacing w:after="0" w:line="240" w:lineRule="auto"/>
+        <w:rPr>
+          <w:rFonts w:ascii="Aptos" w:eastAsia="Times New Roman" w:hAnsi="Aptos" w:cs="Times New Roman"/>
+          <w:color w:val="212121"/>
+          <w:kern w:val="0"/>
+          <w:lang w:eastAsia="el-GR"/>
+          <w14:ligatures w14:val="none"/>
+        </w:rPr>
+      </w:pPr>
+      <w:r>
+        <w:rPr>
+          <w:rFonts w:ascii="Aptos" w:eastAsia="Times New Roman" w:hAnsi="Aptos" w:cs="Times New Roman"/>
+          <w:color w:val="212121"/>
+          <w:kern w:val="0"/>
+          <w:lang w:eastAsia="el-GR"/>
+          <w14:ligatures w14:val="none"/>
+        </w:rPr>
+        <w:t>2012 Sebastian Vettel Interlagos</w:t>
+      </w:r>
+    </w:p>
+    <w:p>
+      <w:pPr>
+        <w:spacing w:after="0" w:line="240" w:lineRule="auto"/>
+        <w:rPr>
+          <w:rFonts w:ascii="Aptos" w:eastAsia="Times New Roman" w:hAnsi="Aptos" w:cs="Times New Roman"/>
+          <w:color w:val="212121"/>
+          <w:kern w:val="0"/>
+          <w:lang w:eastAsia="el-GR"/>
+          <w14:ligatures w14:val="none"/>
+        </w:rPr>
+      </w:pPr>
+      <w:r>
+        <w:rPr>
+          <w:rFonts w:ascii="Aptos" w:eastAsia="Times New Roman" w:hAnsi="Aptos" w:cs="Times New Roman"/>
+          <w:color w:val="212121"/>
+          <w:kern w:val="0"/>
+          <w:lang w:eastAsia="el-GR"/>
+          <w14:ligatures w14:val="none"/>
+        </w:rPr>
+        <w:t>Το χαοτικό φινάλε που έμεινε στην ιστορία</w:t>
+      </w:r>
+    </w:p>
+    <w:p>
+      <w:pPr>
+        <w:spacing w:after="0" w:line="240" w:lineRule="auto"/>
+        <w:rPr>
+          <w:rFonts w:ascii="Aptos" w:eastAsia="Times New Roman" w:hAnsi="Aptos" w:cs="Times New Roman"/>
+          <w:color w:val="212121"/>
+          <w:kern w:val="0"/>
+          <w:lang w:eastAsia="el-GR"/>
+          <w14:ligatures w14:val="none"/>
+        </w:rPr>
+      </w:pPr>
+    </w:p>
+    <w:p>
+      <w:pPr>
+        <w:spacing w:after="0" w:line="240" w:lineRule="auto"/>
+        <w:rPr>
+          <w:rFonts w:ascii="Aptos" w:eastAsia="Times New Roman" w:hAnsi="Aptos" w:cs="Times New Roman"/>
+          <w:color w:val="212121"/>
+          <w:kern w:val="0"/>
+          <w:lang w:eastAsia="el-GR"/>
+          <w14:ligatures w14:val="none"/>
+        </w:rPr>
+      </w:pPr>
+      <w:r>
+        <w:rPr>
+          <w:rFonts w:ascii="Aptos" w:eastAsia="Times New Roman" w:hAnsi="Aptos" w:cs="Times New Roman"/>
+          <w:color w:val="212121"/>
+          <w:kern w:val="0"/>
+          <w:lang w:eastAsia="el-GR"/>
+          <w14:ligatures w14:val="none"/>
+        </w:rPr>
+        <w:t>Ήταν χρόνια όπου οι οδηγοί δεν ήταν απλώς επαγγελματίες· ήταν ήρωες. Ο θόρυβος, οι μηχανικοί περιορισμοί, οι αγώνες με λάθη και ρίσκο, όλα έδιναν στη Formula 1 ένα ανθρώπινο βάθος που η σύγχρονη εποχή της απόλυτης αξιοπιστίας και των hybrid power units συχνά στερείται.</w:t>
+      </w:r>
+    </w:p>
+    <w:p>
+      <w:pPr>
+        <w:spacing w:after="0" w:line="240" w:lineRule="auto"/>
+        <w:rPr>
+          <w:rFonts w:ascii="Aptos" w:eastAsia="Times New Roman" w:hAnsi="Aptos" w:cs="Times New Roman"/>
+          <w:color w:val="212121"/>
+          <w:kern w:val="0"/>
+          <w:lang w:eastAsia="el-GR"/>
+          <w14:ligatures w14:val="none"/>
+        </w:rPr>
+      </w:pPr>
+      <w:r>
+        <w:rPr>
+          <w:rFonts w:ascii="Aptos" w:eastAsia="Times New Roman" w:hAnsi="Aptos" w:cs="Times New Roman"/>
+          <w:color w:val="212121"/>
+          <w:kern w:val="0"/>
+          <w:lang w:eastAsia="el-GR"/>
+          <w14:ligatures w14:val="none"/>
+        </w:rPr>
+        <w:t>Το 2013, με το τέλος των ατμοσφαιρικών V8 και την έλευση της υβριδικής εποχής, έκλεισε ένας κύκλος. Από το 2014 και μετά, η Formula 1 μπήκε σε μια νέα πραγματικότητα  πιο αποστειρωμένη, πιο τεχνολογική, αλλά πιο &lt;&lt;ξενερωτη&gt;&gt;&gt;</w:t>
+      </w:r>
+    </w:p>
+    <w:p>
+      <w:pPr>
+        <w:spacing w:after="0" w:line="240" w:lineRule="auto"/>
+        <w:rPr>
+          <w:rFonts w:ascii="Aptos" w:eastAsia="Times New Roman" w:hAnsi="Aptos" w:cs="Times New Roman"/>
+          <w:color w:val="212121"/>
+          <w:kern w:val="0"/>
+          <w:lang w:eastAsia="el-GR"/>
+          <w14:ligatures w14:val="none"/>
+        </w:rPr>
+      </w:pPr>
+    </w:p>
+    <w:p>
+      <w:pPr>
+        <w:spacing w:after="0" w:line="240" w:lineRule="auto"/>
+        <w:rPr>
+          <w:rFonts w:ascii="Aptos" w:eastAsia="Times New Roman" w:hAnsi="Aptos" w:cs="Times New Roman"/>
+          <w:color w:val="212121"/>
+          <w:kern w:val="0"/>
+          <w:lang w:eastAsia="el-GR"/>
+          <w14:ligatures w14:val="none"/>
+        </w:rPr>
+      </w:pPr>
+      <w:r>
+        <w:rPr>
+          <w:rFonts w:ascii="Aptos" w:eastAsia="Times New Roman" w:hAnsi="Aptos" w:cs="Times New Roman"/>
+          <w:color w:val="212121"/>
+          <w:kern w:val="0"/>
+          <w:lang w:eastAsia="el-GR"/>
+          <w14:ligatures w14:val="none"/>
+        </w:rPr>
+        <w:t>Η περίοδος 1997–2013 έδωσε στους φιλάθλους δράμα, απρόβλεπτο και πάθος σε κάθε γύρο. Ήταν η εποχή που ο τίτλος μπορούσε να χαθεί με ένα γλίστρημα, ένα pit stop ή μια λάθος απόφαση στρατηγικής.</w:t>
+      </w:r>
+    </w:p>
+    <w:p>
+      <w:pPr>
+        <w:spacing w:after="0" w:line="240" w:lineRule="auto"/>
+        <w:rPr>
+          <w:rFonts w:ascii="Aptos" w:eastAsia="Times New Roman" w:hAnsi="Aptos" w:cs="Times New Roman"/>
+          <w:color w:val="212121"/>
+          <w:kern w:val="0"/>
+          <w:lang w:eastAsia="el-GR"/>
+          <w14:ligatures w14:val="none"/>
+        </w:rPr>
+      </w:pPr>
+      <w:r>
+        <w:rPr>
+          <w:rFonts w:ascii="Aptos" w:eastAsia="Times New Roman" w:hAnsi="Aptos" w:cs="Times New Roman"/>
+          <w:color w:val="212121"/>
+          <w:kern w:val="0"/>
+          <w:lang w:eastAsia="el-GR"/>
+          <w14:ligatures w14:val="none"/>
+        </w:rPr>
+        <w:t>Ίσως αυτή να ήταν η τελευταία φορά που η Formula 1 ισορροπούσε τέλεια ανάμεσα στην τεχνολογία και το συναίσθημα. Και για αυτό, θα μείνει για πάντα η Χρυσή Εποχή της</w:t>
       </w:r>
     </w:p>
     <w:p>

--- a/blog-module/blog-entries/20260303W/Random Misc.docx
+++ b/blog-module/blog-entries/20260303W/Random Misc.docx
@@ -7,7 +7,7 @@
         <w:rPr>
           <w:lang w:val="de-DE"/>
         </w:rPr>
-        <w:t>Random</w:t>
+        <w:t>Historical</w:t>
       </w:r>
       <w:r>
         <w:t xml:space="preserve"> </w:t>
@@ -16,7 +16,7 @@
         <w:rPr>
           <w:lang w:val="de-DE"/>
         </w:rPr>
-        <w:t>Misc</w:t>
+        <w:t>Head2Head</w:t>
       </w:r>
     </w:p>
     <w:p>
@@ -56,13 +56,15 @@
       </w:pPr>
       <w:r>
         <w:rPr>
-          <w:rFonts w:ascii="Times New Roman" w:eastAsia="Times New Roman" w:hAnsi="Times New Roman" w:cs="Times New Roman"/>
           <w:noProof/>
-          <w:kern w:val="0"/>
-          <w:lang w:eastAsia="el-GR"/>
-        </w:rPr>
+        </w:rPr>
+      </w:r>
+      <w:r>
         <w:pict>
-          <v:rect id="_x0000_i1025" alt="" style="width:415.3pt;height:.05pt;mso-width-percent:0;mso-height-percent:0;mso-width-percent:0;mso-height-percent:0" o:hralign="center" o:hrstd="t" o:hr="t" fillcolor="#a0a0a0" stroked="f"/>
+          <v:rect id="Horizontal Line 1" o:spid="_x0000_s1026" style="width:415.3pt;height:.05pt;visibility:visible;mso-wrap-style:square;mso-left-percent:-10001;mso-top-percent:-10001;mso-position-horizontal:absolute;mso-position-horizontal-relative:char;mso-position-vertical:absolute;mso-position-vertical-relative:line;mso-left-percent:-10001;mso-top-percent:-10001;v-text-anchor:top" o:gfxdata="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" filled="f">
+            <o:lock v:ext="edit" rotation="t" aspectratio="t" verticies="t" text="t" shapetype="t"/>
+            <w10:anchorlock/>
+          </v:rect>
         </w:pict>
       </w:r>
     </w:p>
